--- a/aISFsummary_ChatGPT-1.docx
+++ b/aISFsummary_ChatGPT-1.docx
@@ -140,20 +140,30 @@
         <w:rPr>
           <w:color w:val="808080" w:themeColor="background1" w:themeShade="80"/>
         </w:rPr>
-        <w:t xml:space="preserve"> It might be useful to get a rough idea, but do </w:t>
-      </w:r>
-      <w:proofErr w:type="spellStart"/>
+        <w:t xml:space="preserve"> It </w:t>
+      </w:r>
       <w:r>
         <w:rPr>
           <w:color w:val="808080" w:themeColor="background1" w:themeShade="80"/>
         </w:rPr>
-        <w:t>notr</w:t>
-      </w:r>
-      <w:proofErr w:type="spellEnd"/>
+        <w:t xml:space="preserve">can </w:t>
+      </w:r>
       <w:r>
         <w:rPr>
           <w:color w:val="808080" w:themeColor="background1" w:themeShade="80"/>
         </w:rPr>
+        <w:t xml:space="preserve">be useful </w:t>
+      </w:r>
+      <w:r>
+        <w:rPr>
+          <w:color w:val="808080" w:themeColor="background1" w:themeShade="80"/>
+        </w:rPr>
+        <w:t>to get a rough idea, but do not</w:t>
+      </w:r>
+      <w:r>
+        <w:rPr>
+          <w:color w:val="808080" w:themeColor="background1" w:themeShade="80"/>
+        </w:rPr>
         <w:t xml:space="preserve"> attempt to start using </w:t>
       </w:r>
       <w:proofErr w:type="spellStart"/>
@@ -169,79 +179,85 @@
           <w:color w:val="808080" w:themeColor="background1" w:themeShade="80"/>
         </w:rPr>
         <w:t xml:space="preserve"> with just this background.</w:t>
+      </w:r>
+      <w:r>
+        <w:rPr>
+          <w:color w:val="808080" w:themeColor="background1" w:themeShade="80"/>
+        </w:rPr>
+        <w:t xml:space="preserve"> </w:t>
+      </w:r>
+      <w:r>
+        <w:rPr>
+          <w:color w:val="FF0000"/>
+        </w:rPr>
+        <w:t>Unfortunately,</w:t>
+      </w:r>
+      <w:r>
+        <w:rPr>
+          <w:color w:val="FF0000"/>
+        </w:rPr>
+        <w:t xml:space="preserve"> </w:t>
+      </w:r>
+      <w:r>
+        <w:rPr>
+          <w:color w:val="FF0000"/>
+        </w:rPr>
+        <w:t xml:space="preserve">important </w:t>
+      </w:r>
+      <w:r>
+        <w:rPr>
+          <w:color w:val="FF0000"/>
+        </w:rPr>
+        <w:t xml:space="preserve">safety </w:t>
+      </w:r>
+      <w:r>
+        <w:rPr>
+          <w:color w:val="FF0000"/>
+        </w:rPr>
+        <w:t>settings</w:t>
+      </w:r>
+      <w:r>
+        <w:rPr>
+          <w:color w:val="FF0000"/>
+        </w:rPr>
+        <w:t xml:space="preserve"> (notably </w:t>
+      </w:r>
+      <w:proofErr w:type="spellStart"/>
+      <w:r>
+        <w:rPr>
+          <w:color w:val="FF0000"/>
+        </w:rPr>
+        <w:t>iobTH</w:t>
+      </w:r>
+      <w:proofErr w:type="spellEnd"/>
+      <w:r>
+        <w:rPr>
+          <w:color w:val="FF0000"/>
+        </w:rPr>
+        <w:t xml:space="preserve"> and odd TT SMB-off</w:t>
+      </w:r>
+      <w:r>
+        <w:rPr>
+          <w:color w:val="FF0000"/>
+        </w:rPr>
+        <w:t xml:space="preserve">) are not mentioned at all below. Also, if you are going for FCL, </w:t>
+      </w:r>
+      <w:proofErr w:type="spellStart"/>
+      <w:r>
+        <w:rPr>
+          <w:color w:val="FF0000"/>
+        </w:rPr>
+        <w:t>ChatGPT</w:t>
+      </w:r>
+      <w:proofErr w:type="spellEnd"/>
+      <w:r>
+        <w:rPr>
+          <w:color w:val="FF0000"/>
+        </w:rPr>
+        <w:t xml:space="preserve"> recommends a totally wrong sequence of tuning</w:t>
       </w:r>
       <w:bookmarkStart w:id="0" w:name="_GoBack"/>
       <w:bookmarkEnd w:id="0"/>
-      <w:r>
-        <w:rPr>
-          <w:color w:val="808080" w:themeColor="background1" w:themeShade="80"/>
-        </w:rPr>
-        <w:t xml:space="preserve"> </w:t>
-      </w:r>
-      <w:r>
-        <w:rPr>
-          <w:color w:val="FF0000"/>
-        </w:rPr>
-        <w:t>Unfortunately,</w:t>
-      </w:r>
-      <w:r>
-        <w:rPr>
-          <w:color w:val="FF0000"/>
-        </w:rPr>
-        <w:t xml:space="preserve"> safety </w:t>
-      </w:r>
-      <w:r>
-        <w:rPr>
-          <w:color w:val="FF0000"/>
-        </w:rPr>
-        <w:t>settings</w:t>
-      </w:r>
-      <w:r>
-        <w:rPr>
-          <w:color w:val="FF0000"/>
-        </w:rPr>
-        <w:t xml:space="preserve"> (</w:t>
-      </w:r>
-      <w:r>
-        <w:rPr>
-          <w:color w:val="FF0000"/>
-        </w:rPr>
-        <w:t xml:space="preserve">notably </w:t>
-      </w:r>
-      <w:proofErr w:type="spellStart"/>
-      <w:r>
-        <w:rPr>
-          <w:color w:val="FF0000"/>
-        </w:rPr>
-        <w:t>iobTH</w:t>
-      </w:r>
-      <w:proofErr w:type="spellEnd"/>
-      <w:r>
-        <w:rPr>
-          <w:color w:val="FF0000"/>
-        </w:rPr>
-        <w:t>) are not mentioned at all below</w:t>
-      </w:r>
-      <w:r>
-        <w:rPr>
-          <w:color w:val="FF0000"/>
-        </w:rPr>
-        <w:t xml:space="preserve">. Also, if you are going for FCL, </w:t>
-      </w:r>
-      <w:proofErr w:type="spellStart"/>
-      <w:r>
-        <w:rPr>
-          <w:color w:val="FF0000"/>
-        </w:rPr>
-        <w:t>ChatGPT</w:t>
-      </w:r>
-      <w:proofErr w:type="spellEnd"/>
-      <w:r>
-        <w:rPr>
-          <w:color w:val="FF0000"/>
-        </w:rPr>
-        <w:t xml:space="preserve"> recommends a totally wrong sequence of tuning</w:t>
-      </w:r>
       <w:r>
         <w:t>).</w:t>
       </w:r>
